--- a/k8s/K8s docker部署.docx
+++ b/k8s/K8s docker部署.docx
@@ -1139,15 +1139,33 @@
           <w:color w:val="222222"/>
           <w:shd w:val="clear" w:color="auto" w:fill="FFFFFF"/>
         </w:rPr>
-        <w:t>1.编写</w:t>
-      </w:r>
-      <w:proofErr w:type="spellStart"/>
+        <w:t>1.</w:t>
+      </w:r>
       <w:r>
         <w:rPr>
           <w:rFonts w:ascii="Helvetica" w:eastAsia="Helvetica" w:hAnsi="Helvetica" w:cs="Helvetica" w:hint="default"/>
           <w:color w:val="222222"/>
           <w:shd w:val="clear" w:color="auto" w:fill="FFFFFF"/>
         </w:rPr>
+        <w:t xml:space="preserve"> </w:t>
+      </w:r>
+      <w:bookmarkStart w:id="0" w:name="_GoBack"/>
+      <w:bookmarkEnd w:id="0"/>
+      <w:r>
+        <w:rPr>
+          <w:rFonts w:ascii="Helvetica" w:eastAsia="Helvetica" w:hAnsi="Helvetica" w:cs="Helvetica" w:hint="default"/>
+          <w:color w:val="222222"/>
+          <w:shd w:val="clear" w:color="auto" w:fill="FFFFFF"/>
+        </w:rPr>
+        <w:t>编写</w:t>
+      </w:r>
+      <w:proofErr w:type="spellStart"/>
+      <w:r>
+        <w:rPr>
+          <w:rFonts w:ascii="Helvetica" w:eastAsia="Helvetica" w:hAnsi="Helvetica" w:cs="Helvetica" w:hint="default"/>
+          <w:color w:val="222222"/>
+          <w:shd w:val="clear" w:color="auto" w:fill="FFFFFF"/>
+        </w:rPr>
         <w:t>deployment.yml</w:t>
       </w:r>
       <w:proofErr w:type="spellEnd"/>
@@ -1184,6 +1202,235 @@
           <w:color w:val="222222"/>
           <w:shd w:val="clear" w:color="auto" w:fill="FFFFFF"/>
         </w:rPr>
+        <w:t>deployment.yml</w:t>
+      </w:r>
+      <w:proofErr w:type="spellEnd"/>
+    </w:p>
+    <w:p>
+      <w:pPr>
+        <w:pStyle w:val="3"/>
+        <w:widowControl/>
+        <w:numPr>
+          <w:ilvl w:val="0"/>
+          <w:numId w:val="2"/>
+        </w:numPr>
+        <w:shd w:val="clear" w:color="auto" w:fill="FFFFFF"/>
+        <w:ind w:firstLine="542"/>
+        <w:rPr>
+          <w:rFonts w:ascii="Helvetica" w:eastAsia="Helvetica" w:hAnsi="Helvetica" w:cs="Helvetica" w:hint="default"/>
+          <w:color w:val="222222"/>
+        </w:rPr>
+      </w:pPr>
+      <w:r>
+        <w:rPr>
+          <w:rFonts w:ascii="Helvetica" w:eastAsia="Helvetica" w:hAnsi="Helvetica" w:cs="Helvetica" w:hint="default"/>
+          <w:color w:val="222222"/>
+          <w:shd w:val="clear" w:color="auto" w:fill="FFFFFF"/>
+        </w:rPr>
+        <w:t>创建，拉取私有镜像</w:t>
+      </w:r>
+      <w:r>
+        <w:rPr>
+          <w:rFonts w:asciiTheme="minorEastAsia" w:eastAsiaTheme="minorEastAsia" w:hAnsiTheme="minorEastAsia" w:cs="Helvetica"/>
+          <w:color w:val="222222"/>
+          <w:shd w:val="clear" w:color="auto" w:fill="FFFFFF"/>
+        </w:rPr>
+        <w:t>（创建dep</w:t>
+      </w:r>
+      <w:r>
+        <w:rPr>
+          <w:rFonts w:asciiTheme="minorEastAsia" w:eastAsiaTheme="minorEastAsia" w:hAnsiTheme="minorEastAsia" w:cs="Helvetica" w:hint="default"/>
+          <w:color w:val="222222"/>
+          <w:shd w:val="clear" w:color="auto" w:fill="FFFFFF"/>
+        </w:rPr>
+        <w:t>loymen</w:t>
+      </w:r>
+      <w:r>
+        <w:rPr>
+          <w:rFonts w:asciiTheme="minorEastAsia" w:eastAsiaTheme="minorEastAsia" w:hAnsiTheme="minorEastAsia" w:cs="Helvetica"/>
+          <w:color w:val="222222"/>
+          <w:shd w:val="clear" w:color="auto" w:fill="FFFFFF"/>
+        </w:rPr>
+        <w:t>t资源）</w:t>
+      </w:r>
+      <w:r>
+        <w:rPr>
+          <w:rFonts w:ascii="Helvetica" w:eastAsia="Helvetica" w:hAnsi="Helvetica" w:cs="Helvetica" w:hint="default"/>
+          <w:color w:val="222222"/>
+          <w:shd w:val="clear" w:color="auto" w:fill="FFFFFF"/>
+        </w:rPr>
+        <w:t>：</w:t>
+      </w:r>
+    </w:p>
+    <w:p>
+      <w:pPr>
+        <w:ind w:firstLine="480"/>
+      </w:pPr>
+      <w:proofErr w:type="spellStart"/>
+      <w:r>
+        <w:t>kubectl</w:t>
+      </w:r>
+      <w:proofErr w:type="spellEnd"/>
+      <w:r>
+        <w:t xml:space="preserve"> create -f </w:t>
+      </w:r>
+      <w:proofErr w:type="spellStart"/>
+      <w:r>
+        <w:rPr>
+          <w:rFonts w:ascii="Helvetica" w:hAnsi="Helvetica" w:cs="Helvetica" w:hint="eastAsia"/>
+          <w:color w:val="222222"/>
+          <w:shd w:val="clear" w:color="auto" w:fill="FFFFFF"/>
+        </w:rPr>
+        <w:t>deployment</w:t>
+      </w:r>
+      <w:r>
+        <w:t>.yml</w:t>
+      </w:r>
+      <w:proofErr w:type="spellEnd"/>
+    </w:p>
+    <w:p>
+      <w:pPr>
+        <w:ind w:firstLine="480"/>
+        <w:rPr>
+          <w:rFonts w:ascii="Helvetica" w:eastAsia="Helvetica" w:hAnsi="Helvetica" w:cs="Helvetica"/>
+          <w:color w:val="222222"/>
+          <w:shd w:val="clear" w:color="auto" w:fill="FFFFFF"/>
+        </w:rPr>
+      </w:pPr>
+      <w:r>
+        <w:rPr>
+          <w:rFonts w:hint="eastAsia"/>
+        </w:rPr>
+        <w:t>其中</w:t>
+      </w:r>
+      <w:proofErr w:type="spellStart"/>
+      <w:r>
+        <w:rPr>
+          <w:rFonts w:ascii="Helvetica" w:eastAsia="Helvetica" w:hAnsi="Helvetica" w:cs="Helvetica"/>
+          <w:color w:val="222222"/>
+          <w:shd w:val="clear" w:color="auto" w:fill="FFFFFF"/>
+        </w:rPr>
+        <w:t>deployment.yml</w:t>
+      </w:r>
+      <w:proofErr w:type="spellEnd"/>
+      <w:r>
+        <w:rPr>
+          <w:rFonts w:asciiTheme="minorEastAsia" w:eastAsiaTheme="minorEastAsia" w:hAnsiTheme="minorEastAsia" w:cs="Helvetica" w:hint="eastAsia"/>
+          <w:color w:val="222222"/>
+          <w:shd w:val="clear" w:color="auto" w:fill="FFFFFF"/>
+        </w:rPr>
+        <w:t>文件可以任意命名例如</w:t>
+      </w:r>
+      <w:proofErr w:type="spellStart"/>
+      <w:r>
+        <w:rPr>
+          <w:rFonts w:asciiTheme="minorEastAsia" w:eastAsiaTheme="minorEastAsia" w:hAnsiTheme="minorEastAsia" w:cs="Helvetica" w:hint="eastAsia"/>
+          <w:color w:val="222222"/>
+          <w:shd w:val="clear" w:color="auto" w:fill="FFFFFF"/>
+        </w:rPr>
+        <w:t>tomcat</w:t>
+      </w:r>
+      <w:r>
+        <w:rPr>
+          <w:rFonts w:ascii="Helvetica" w:eastAsia="Helvetica" w:hAnsi="Helvetica" w:cs="Helvetica"/>
+          <w:color w:val="222222"/>
+          <w:shd w:val="clear" w:color="auto" w:fill="FFFFFF"/>
+        </w:rPr>
+        <w:t>_deployment.yml</w:t>
+      </w:r>
+      <w:proofErr w:type="spellEnd"/>
+    </w:p>
+    <w:p>
+      <w:pPr>
+        <w:ind w:firstLine="480"/>
+      </w:pPr>
+      <w:r>
+        <w:rPr>
+          <w:rFonts w:asciiTheme="minorEastAsia" w:eastAsiaTheme="minorEastAsia" w:hAnsiTheme="minorEastAsia" w:cs="Helvetica" w:hint="eastAsia"/>
+          <w:color w:val="222222"/>
+          <w:shd w:val="clear" w:color="auto" w:fill="FFFFFF"/>
+        </w:rPr>
+        <w:t>在创建对象适合于应该</w:t>
+      </w:r>
+      <w:proofErr w:type="spellStart"/>
+      <w:r>
+        <w:t>kubectl</w:t>
+      </w:r>
+      <w:proofErr w:type="spellEnd"/>
+      <w:r>
+        <w:t xml:space="preserve"> create -f </w:t>
+      </w:r>
+      <w:proofErr w:type="spellStart"/>
+      <w:r>
+        <w:rPr>
+          <w:rFonts w:hint="eastAsia"/>
+        </w:rPr>
+        <w:t>tomcat</w:t>
+      </w:r>
+      <w:r>
+        <w:t>_</w:t>
+      </w:r>
+      <w:r>
+        <w:rPr>
+          <w:rFonts w:ascii="Helvetica" w:hAnsi="Helvetica" w:cs="Helvetica" w:hint="eastAsia"/>
+          <w:color w:val="222222"/>
+          <w:shd w:val="clear" w:color="auto" w:fill="FFFFFF"/>
+        </w:rPr>
+        <w:t>deployment</w:t>
+      </w:r>
+      <w:r>
+        <w:t>.yml</w:t>
+      </w:r>
+      <w:proofErr w:type="spellEnd"/>
+    </w:p>
+    <w:p>
+      <w:pPr>
+        <w:pStyle w:val="3"/>
+        <w:ind w:firstLineChars="200" w:firstLine="482"/>
+        <w:rPr>
+          <w:rFonts w:hint="default"/>
+          <w:shd w:val="clear" w:color="auto" w:fill="FFFFFF"/>
+        </w:rPr>
+      </w:pPr>
+      <w:r>
+        <w:t>3.</w:t>
+      </w:r>
+      <w:r>
+        <w:rPr>
+          <w:shd w:val="clear" w:color="auto" w:fill="FFFFFF"/>
+        </w:rPr>
+        <w:t xml:space="preserve"> </w:t>
+      </w:r>
+      <w:r>
+        <w:rPr>
+          <w:shd w:val="clear" w:color="auto" w:fill="FFFFFF"/>
+        </w:rPr>
+        <w:t>删除deployment资源</w:t>
+      </w:r>
+    </w:p>
+    <w:p>
+      <w:pPr>
+        <w:ind w:firstLine="480"/>
+        <w:rPr>
+          <w:rFonts w:hint="eastAsia"/>
+        </w:rPr>
+      </w:pPr>
+      <w:proofErr w:type="spellStart"/>
+      <w:r>
+        <w:t>K</w:t>
+      </w:r>
+      <w:r>
+        <w:rPr>
+          <w:rFonts w:hint="eastAsia"/>
+        </w:rPr>
+        <w:t>ubectl</w:t>
+      </w:r>
+      <w:proofErr w:type="spellEnd"/>
+      <w:r>
+        <w:t xml:space="preserve"> delete –f </w:t>
+      </w:r>
+      <w:proofErr w:type="spellStart"/>
+      <w:r>
         <w:t>deployment.yml</w:t>
       </w:r>
       <w:proofErr w:type="spellEnd"/>
@@ -1205,159 +1452,31 @@
           <w:color w:val="222222"/>
           <w:shd w:val="clear" w:color="auto" w:fill="FFFFFF"/>
         </w:rPr>
-        <w:t>2.创建，拉取私有镜像：</w:t>
-      </w:r>
-    </w:p>
-    <w:p>
-      <w:pPr>
-        <w:ind w:firstLine="480"/>
-      </w:pPr>
-      <w:proofErr w:type="spellStart"/>
-      <w:r>
-        <w:t>kubectl</w:t>
-      </w:r>
-      <w:proofErr w:type="spellEnd"/>
-      <w:r>
-        <w:t xml:space="preserve"> create -f </w:t>
-      </w:r>
-      <w:proofErr w:type="spellStart"/>
-      <w:r>
-        <w:rPr>
-          <w:rFonts w:ascii="Helvetica" w:hAnsi="Helvetica" w:cs="Helvetica" w:hint="eastAsia"/>
-          <w:color w:val="222222"/>
-          <w:shd w:val="clear" w:color="auto" w:fill="FFFFFF"/>
-        </w:rPr>
-        <w:t>deployment</w:t>
-      </w:r>
-      <w:r>
-        <w:t>.yml</w:t>
-      </w:r>
-      <w:proofErr w:type="spellEnd"/>
-    </w:p>
-    <w:p>
-      <w:pPr>
-        <w:ind w:firstLine="480"/>
-        <w:rPr>
-          <w:rFonts w:ascii="Helvetica" w:eastAsia="Helvetica" w:hAnsi="Helvetica" w:cs="Helvetica"/>
-          <w:color w:val="222222"/>
-          <w:shd w:val="clear" w:color="auto" w:fill="FFFFFF"/>
-        </w:rPr>
-      </w:pPr>
-      <w:r>
-        <w:rPr>
-          <w:rFonts w:hint="eastAsia"/>
-        </w:rPr>
-        <w:t>其中</w:t>
-      </w:r>
-      <w:proofErr w:type="spellStart"/>
-      <w:r>
-        <w:rPr>
-          <w:rFonts w:ascii="Helvetica" w:eastAsia="Helvetica" w:hAnsi="Helvetica" w:cs="Helvetica"/>
-          <w:color w:val="222222"/>
-          <w:shd w:val="clear" w:color="auto" w:fill="FFFFFF"/>
-        </w:rPr>
-        <w:t>deployment.yml</w:t>
-      </w:r>
-      <w:proofErr w:type="spellEnd"/>
-      <w:r>
-        <w:rPr>
-          <w:rFonts w:asciiTheme="minorEastAsia" w:eastAsiaTheme="minorEastAsia" w:hAnsiTheme="minorEastAsia" w:cs="Helvetica" w:hint="eastAsia"/>
-          <w:color w:val="222222"/>
-          <w:shd w:val="clear" w:color="auto" w:fill="FFFFFF"/>
-        </w:rPr>
-        <w:t>文件可以任意命名例如</w:t>
-      </w:r>
-      <w:proofErr w:type="spellStart"/>
-      <w:r>
-        <w:rPr>
-          <w:rFonts w:asciiTheme="minorEastAsia" w:eastAsiaTheme="minorEastAsia" w:hAnsiTheme="minorEastAsia" w:cs="Helvetica" w:hint="eastAsia"/>
-          <w:color w:val="222222"/>
-          <w:shd w:val="clear" w:color="auto" w:fill="FFFFFF"/>
-        </w:rPr>
-        <w:t>tomcat</w:t>
-      </w:r>
-      <w:r>
-        <w:rPr>
-          <w:rFonts w:ascii="Helvetica" w:eastAsia="Helvetica" w:hAnsi="Helvetica" w:cs="Helvetica"/>
-          <w:color w:val="222222"/>
-          <w:shd w:val="clear" w:color="auto" w:fill="FFFFFF"/>
-        </w:rPr>
-        <w:t>_</w:t>
-      </w:r>
-      <w:r>
-        <w:rPr>
-          <w:rFonts w:ascii="Helvetica" w:eastAsia="Helvetica" w:hAnsi="Helvetica" w:cs="Helvetica"/>
-          <w:color w:val="222222"/>
-          <w:shd w:val="clear" w:color="auto" w:fill="FFFFFF"/>
-        </w:rPr>
-        <w:t>deployment.yml</w:t>
-      </w:r>
-      <w:proofErr w:type="spellEnd"/>
-    </w:p>
-    <w:p>
-      <w:pPr>
-        <w:ind w:firstLine="480"/>
-        <w:rPr>
-          <w:rFonts w:hint="eastAsia"/>
-        </w:rPr>
-      </w:pPr>
-      <w:r>
-        <w:rPr>
-          <w:rFonts w:asciiTheme="minorEastAsia" w:eastAsiaTheme="minorEastAsia" w:hAnsiTheme="minorEastAsia" w:cs="Helvetica" w:hint="eastAsia"/>
-          <w:color w:val="222222"/>
-          <w:shd w:val="clear" w:color="auto" w:fill="FFFFFF"/>
-        </w:rPr>
-        <w:t>在创建对象适合于应该</w:t>
-      </w:r>
-      <w:proofErr w:type="spellStart"/>
-      <w:r>
-        <w:t>kubectl</w:t>
-      </w:r>
-      <w:proofErr w:type="spellEnd"/>
-      <w:r>
-        <w:t xml:space="preserve"> create -f </w:t>
-      </w:r>
-      <w:proofErr w:type="spellStart"/>
-      <w:r>
-        <w:rPr>
-          <w:rFonts w:hint="eastAsia"/>
-        </w:rPr>
-        <w:t>tomcat</w:t>
-      </w:r>
-      <w:r>
-        <w:t>_</w:t>
-      </w:r>
-      <w:r>
-        <w:rPr>
-          <w:rFonts w:ascii="Helvetica" w:hAnsi="Helvetica" w:cs="Helvetica" w:hint="eastAsia"/>
-          <w:color w:val="222222"/>
-          <w:shd w:val="clear" w:color="auto" w:fill="FFFFFF"/>
-        </w:rPr>
-        <w:t>deployment</w:t>
-      </w:r>
-      <w:r>
-        <w:t>.yml</w:t>
-      </w:r>
-      <w:proofErr w:type="spellEnd"/>
-    </w:p>
-    <w:p>
-      <w:pPr>
-        <w:pStyle w:val="3"/>
-        <w:widowControl/>
-        <w:shd w:val="clear" w:color="auto" w:fill="FFFFFF"/>
-        <w:ind w:firstLine="542"/>
+        <w:t>4</w:t>
+      </w:r>
+      <w:r>
         <w:rPr>
           <w:rFonts w:ascii="Helvetica" w:eastAsia="Helvetica" w:hAnsi="Helvetica" w:cs="Helvetica" w:hint="default"/>
           <w:color w:val="222222"/>
-        </w:rPr>
-      </w:pPr>
+          <w:shd w:val="clear" w:color="auto" w:fill="FFFFFF"/>
+        </w:rPr>
+        <w:t>.</w:t>
+      </w:r>
       <w:r>
         <w:rPr>
           <w:rFonts w:ascii="Helvetica" w:eastAsia="Helvetica" w:hAnsi="Helvetica" w:cs="Helvetica" w:hint="default"/>
           <w:color w:val="222222"/>
           <w:shd w:val="clear" w:color="auto" w:fill="FFFFFF"/>
         </w:rPr>
-        <w:t>3.查看pod</w:t>
+        <w:t xml:space="preserve"> </w:t>
+      </w:r>
+      <w:r>
+        <w:rPr>
+          <w:rFonts w:ascii="Helvetica" w:eastAsia="Helvetica" w:hAnsi="Helvetica" w:cs="Helvetica" w:hint="default"/>
+          <w:color w:val="222222"/>
+          <w:shd w:val="clear" w:color="auto" w:fill="FFFFFF"/>
+        </w:rPr>
+        <w:t>查看pod</w:t>
       </w:r>
     </w:p>
     <w:p>
@@ -1648,25 +1767,7 @@
           <w:color w:val="17233F"/>
           <w:shd w:val="clear" w:color="auto" w:fill="F2F5F9"/>
         </w:rPr>
-        <w:t xml:space="preserve"> </w:t>
-      </w:r>
-      <w:bookmarkStart w:id="0" w:name="_GoBack"/>
-      <w:r>
-        <w:rPr>
-          <w:rFonts w:ascii="Helvetica" w:eastAsia="Helvetica" w:hAnsi="Helvetica" w:cs="Helvetica"/>
-          <w:color w:val="17233F"/>
-          <w:shd w:val="clear" w:color="auto" w:fill="F2F5F9"/>
-        </w:rPr>
-        <w:t>create</w:t>
-      </w:r>
-      <w:bookmarkEnd w:id="0"/>
-      <w:r>
-        <w:rPr>
-          <w:rFonts w:ascii="Helvetica" w:eastAsia="Helvetica" w:hAnsi="Helvetica" w:cs="Helvetica"/>
-          <w:color w:val="17233F"/>
-          <w:shd w:val="clear" w:color="auto" w:fill="F2F5F9"/>
-        </w:rPr>
-        <w:t xml:space="preserve"> -f </w:t>
+        <w:t xml:space="preserve"> create -f </w:t>
       </w:r>
       <w:proofErr w:type="spellStart"/>
       <w:r>
@@ -1696,6 +1797,7 @@
           <w:color w:val="222222"/>
           <w:shd w:val="clear" w:color="auto" w:fill="FFFFFF"/>
         </w:rPr>
+        <w:lastRenderedPageBreak/>
         <w:t>3</w:t>
       </w:r>
       <w:r>
@@ -1743,7 +1845,6 @@
         <w:rPr>
           <w:noProof/>
         </w:rPr>
-        <w:lastRenderedPageBreak/>
         <w:drawing>
           <wp:inline distT="0" distB="0" distL="114300" distR="114300" wp14:anchorId="6B9E55A3" wp14:editId="344831A5">
             <wp:extent cx="5267960" cy="635000"/>
@@ -2922,6 +3023,16 @@
       <w:szCs w:val="18"/>
     </w:rPr>
   </w:style>
+  <w:style w:type="paragraph" w:styleId="a9">
+    <w:name w:val="List Paragraph"/>
+    <w:basedOn w:val="a"/>
+    <w:uiPriority w:val="34"/>
+    <w:qFormat/>
+    <w:rsid w:val="002D331A"/>
+    <w:pPr>
+      <w:ind w:firstLine="420"/>
+    </w:pPr>
+  </w:style>
 </w:styles>
 </file>
 
